--- a/Exports/docx/ASSESSMENT_TOOLKIT_USER_GUIDE.docx
+++ b/Exports/docx/ASSESSMENT_TOOLKIT_USER_GUIDE.docx
@@ -1496,28 +1496,6 @@
         <w:rPr>
           <w:b/>
         </w:rPr>
-        <w:t>If the assistant cannot safely edit the queue</w:t>
-      </w:r>
-      <w:r>
-        <w:rPr/>
-        <w:t xml:space="preserve"> — the Copilot Studio agent writes to SharePoint through a connector that replaces whole files — it writes one file per run to </w:t>
-      </w:r>
-      <w:r>
-        <w:rPr>
-          <w:rFonts w:ascii="Consolas" w:hAnsi="Consolas"/>
-        </w:rPr>
-        <w:t>Data/pending_inbox/</w:t>
-      </w:r>
-      <w:r>
-        <w:rPr/>
-        <w:t xml:space="preserve"> instead, and a maintainer merges that folder into the queue at the next triage. Nothing is lost, and no run can overwrite another's rows.</w:t>
-      </w:r>
-    </w:p>
-    <w:p>
-      <w:r>
-        <w:rPr>
-          <w:b/>
-        </w:rPr>
         <w:t xml:space="preserve">If you are working from a ported copy of </w:t>
       </w:r>
       <w:r>
@@ -1535,7 +1513,7 @@
       </w:r>
       <w:r>
         <w:rPr/>
-        <w:t xml:space="preserve">, neither file will be reachable. The run must then hand you a copy-paste block instead. Paste it into </w:t>
+        <w:t xml:space="preserve">, the queue file will not be reachable. The run must then hand you a copy-paste block instead. Paste it into </w:t>
       </w:r>
       <w:r>
         <w:rPr>
